--- a/data/concession-vologda/Приложение 6.docx
+++ b/data/concession-vologda/Приложение 6.docx
@@ -1,6 +1,6 @@
 
 <file path=word/document.xml><?xml version="1.0" encoding="utf-8"?>
-<w:document xmlns:wpc="http://schemas.microsoft.com/office/word/2010/wordprocessingCanvas" xmlns:cx="http://schemas.microsoft.com/office/drawing/2014/chartex" xmlns:cx1="http://schemas.microsoft.com/office/drawing/2015/9/8/chartex" xmlns:cx2="http://schemas.microsoft.com/office/drawing/2015/10/21/chartex" xmlns:cx3="http://schemas.microsoft.com/office/drawing/2016/5/9/chartex" xmlns:cx4="http://schemas.microsoft.com/office/drawing/2016/5/10/chartex" xmlns:cx5="http://schemas.microsoft.com/office/drawing/2016/5/11/chartex" xmlns:cx6="http://schemas.microsoft.com/office/drawing/2016/5/12/chartex" xmlns:cx7="http://schemas.microsoft.com/office/drawing/2016/5/13/chartex" xmlns:cx8="http://schemas.microsoft.com/office/drawing/2016/5/14/chartex" xmlns:mc="http://schemas.openxmlformats.org/markup-compatibility/2006" xmlns:aink="http://schemas.microsoft.com/office/drawing/2016/ink" xmlns:am3d="http://schemas.microsoft.com/office/drawing/2017/model3d" xmlns:o="urn:schemas-microsoft-com:office:office" xmlns:r="http://schemas.openxmlformats.org/officeDocument/2006/relationships" xmlns:m="http://schemas.openxmlformats.org/officeDocument/2006/math" xmlns:v="urn:schemas-microsoft-com:vml" xmlns:wp14="http://schemas.microsoft.com/office/word/2010/wordprocessingDrawing" xmlns:wp="http://schemas.openxmlformats.org/drawingml/2006/wordprocessingDrawing" xmlns:w10="urn:schemas-microsoft-com:office:word" xmlns:w="http://schemas.openxmlformats.org/wordprocessingml/2006/main" xmlns:w14="http://schemas.microsoft.com/office/word/2010/wordml" xmlns:w15="http://schemas.microsoft.com/office/word/2012/wordml" xmlns:w16cid="http://schemas.microsoft.com/office/word/2016/wordml/cid" xmlns:w16se="http://schemas.microsoft.com/office/word/2015/wordml/symex" xmlns:wpg="http://schemas.microsoft.com/office/word/2010/wordprocessingGroup" xmlns:wpi="http://schemas.microsoft.com/office/word/2010/wordprocessingInk" xmlns:wne="http://schemas.microsoft.com/office/word/2006/wordml" xmlns:wps="http://schemas.microsoft.com/office/word/2010/wordprocessingShape" mc:Ignorable="w14 w15 w16se w16cid wp14">
+<w:document xmlns:wpc="http://schemas.microsoft.com/office/word/2010/wordprocessingCanvas" xmlns:cx="http://schemas.microsoft.com/office/drawing/2014/chartex" xmlns:cx1="http://schemas.microsoft.com/office/drawing/2015/9/8/chartex" xmlns:cx2="http://schemas.microsoft.com/office/drawing/2015/10/21/chartex" xmlns:cx3="http://schemas.microsoft.com/office/drawing/2016/5/9/chartex" xmlns:cx4="http://schemas.microsoft.com/office/drawing/2016/5/10/chartex" xmlns:cx5="http://schemas.microsoft.com/office/drawing/2016/5/11/chartex" xmlns:cx6="http://schemas.microsoft.com/office/drawing/2016/5/12/chartex" xmlns:cx7="http://schemas.microsoft.com/office/drawing/2016/5/13/chartex" xmlns:cx8="http://schemas.microsoft.com/office/drawing/2016/5/14/chartex" xmlns:mc="http://schemas.openxmlformats.org/markup-compatibility/2006" xmlns:aink="http://schemas.microsoft.com/office/drawing/2016/ink" xmlns:am3d="http://schemas.microsoft.com/office/drawing/2017/model3d" xmlns:o="urn:schemas-microsoft-com:office:office" xmlns:oel="http://schemas.microsoft.com/office/2019/extlst" xmlns:r="http://schemas.openxmlformats.org/officeDocument/2006/relationships" xmlns:m="http://schemas.openxmlformats.org/officeDocument/2006/math" xmlns:v="urn:schemas-microsoft-com:vml" xmlns:wp14="http://schemas.microsoft.com/office/word/2010/wordprocessingDrawing" xmlns:wp="http://schemas.openxmlformats.org/drawingml/2006/wordprocessingDrawing" xmlns:w10="urn:schemas-microsoft-com:office:word" xmlns:w="http://schemas.openxmlformats.org/wordprocessingml/2006/main" xmlns:w14="http://schemas.microsoft.com/office/word/2010/wordml" xmlns:w15="http://schemas.microsoft.com/office/word/2012/wordml" xmlns:w16cex="http://schemas.microsoft.com/office/word/2018/wordml/cex" xmlns:w16cid="http://schemas.microsoft.com/office/word/2016/wordml/cid" xmlns:w16="http://schemas.microsoft.com/office/word/2018/wordml" xmlns:w16du="http://schemas.microsoft.com/office/word/2023/wordml/word16du" xmlns:w16sdtdh="http://schemas.microsoft.com/office/word/2020/wordml/sdtdatahash" xmlns:w16sdtfl="http://schemas.microsoft.com/office/word/2024/wordml/sdtformatlock" xmlns:w16se="http://schemas.microsoft.com/office/word/2015/wordml/symex" xmlns:wpg="http://schemas.microsoft.com/office/word/2010/wordprocessingGroup" xmlns:wpi="http://schemas.microsoft.com/office/word/2010/wordprocessingInk" xmlns:wne="http://schemas.microsoft.com/office/word/2006/wordml" xmlns:wps="http://schemas.microsoft.com/office/word/2010/wordprocessingShape" mc:Ignorable="w14 w15 w16se w16cid w16 w16cex w16sdtdh w16sdtfl w16du wp14">
   <w:body>
     <w:p>
       <w:pPr>
@@ -65,8 +65,6 @@
         </w:rPr>
         <w:t xml:space="preserve"> 28.12.</w:t>
       </w:r>
-      <w:bookmarkStart w:id="0" w:name="_GoBack"/>
-      <w:bookmarkEnd w:id="0"/>
       <w:r>
         <w:rPr>
           <w:rFonts w:ascii="Times New Roman" w:hAnsi="Times New Roman"/>
@@ -178,26 +176,190 @@
     </w:p>
     <w:p>
       <w:pPr>
+        <w:spacing w:after="0" w:line="240" w:lineRule="auto"/>
+        <w:ind w:left="720" w:hanging="720"/>
+        <w:jc w:val="both"/>
+        <w:rPr>
+          <w:rFonts w:ascii="Times New Roman" w:hAnsi="Times New Roman"/>
+          <w:sz w:val="24"/>
+        </w:rPr>
+      </w:pPr>
+      <w:r>
+        <w:rPr>
+          <w:rFonts w:ascii="Times New Roman" w:hAnsi="Times New Roman"/>
+          <w:sz w:val="24"/>
+        </w:rPr>
+        <w:lastRenderedPageBreak/>
+        <w:t>1.</w:t>
+      </w:r>
+      <w:r>
+        <w:rPr>
+          <w:rFonts w:ascii="Times New Roman" w:hAnsi="Times New Roman"/>
+          <w:sz w:val="24"/>
+        </w:rPr>
+        <w:tab/>
+      </w:r>
+      <w:r>
+        <w:rPr>
+          <w:rFonts w:ascii="Times New Roman" w:hAnsi="Times New Roman"/>
+          <w:sz w:val="24"/>
+        </w:rPr>
+        <w:t>Общие положения</w:t>
+      </w:r>
+    </w:p>
+    <w:p>
+      <w:pPr>
         <w:pStyle w:val="ab"/>
-        <w:numPr>
-          <w:ilvl w:val="0"/>
-          <w:numId w:val="1"/>
-        </w:numPr>
-        <w:spacing w:after="0" w:line="240" w:lineRule="auto"/>
-        <w:ind w:hanging="720"/>
-        <w:jc w:val="both"/>
-        <w:rPr>
-          <w:rFonts w:ascii="Times New Roman" w:hAnsi="Times New Roman"/>
-          <w:sz w:val="24"/>
-        </w:rPr>
-      </w:pPr>
-      <w:r>
-        <w:rPr>
-          <w:rFonts w:ascii="Times New Roman" w:hAnsi="Times New Roman"/>
-          <w:sz w:val="24"/>
-        </w:rPr>
-        <w:lastRenderedPageBreak/>
-        <w:t>Общие положения</w:t>
+        <w:spacing w:after="0" w:line="240" w:lineRule="auto"/>
+        <w:jc w:val="both"/>
+        <w:rPr>
+          <w:rFonts w:ascii="Times New Roman" w:hAnsi="Times New Roman"/>
+          <w:sz w:val="24"/>
+        </w:rPr>
+      </w:pPr>
+    </w:p>
+    <w:p>
+      <w:pPr>
+        <w:spacing w:after="0" w:line="240" w:lineRule="auto"/>
+        <w:ind w:left="720" w:hanging="720"/>
+        <w:jc w:val="both"/>
+        <w:rPr>
+          <w:rFonts w:ascii="Times New Roman" w:hAnsi="Times New Roman"/>
+          <w:sz w:val="24"/>
+        </w:rPr>
+      </w:pPr>
+      <w:r>
+        <w:rPr>
+          <w:rFonts w:ascii="Times New Roman" w:hAnsi="Times New Roman"/>
+          <w:sz w:val="24"/>
+        </w:rPr>
+        <w:t>1.1.</w:t>
+      </w:r>
+      <w:r>
+        <w:rPr>
+          <w:rFonts w:ascii="Times New Roman" w:hAnsi="Times New Roman"/>
+          <w:sz w:val="24"/>
+        </w:rPr>
+        <w:tab/>
+      </w:r>
+      <w:r>
+        <w:rPr>
+          <w:rFonts w:ascii="Times New Roman" w:hAnsi="Times New Roman"/>
+          <w:sz w:val="24"/>
+        </w:rPr>
+        <w:t>Настоящее Приложение дополняет положения раздел</w:t>
+      </w:r>
+      <w:r>
+        <w:rPr>
+          <w:rFonts w:ascii="Times New Roman" w:hAnsi="Times New Roman"/>
+          <w:sz w:val="24"/>
+        </w:rPr>
+        <w:t>ов</w:t>
+      </w:r>
+      <w:r>
+        <w:rPr>
+          <w:rFonts w:ascii="Times New Roman" w:hAnsi="Times New Roman"/>
+          <w:sz w:val="24"/>
+        </w:rPr>
+        <w:t xml:space="preserve"> 6</w:t>
+      </w:r>
+      <w:r>
+        <w:rPr>
+          <w:rFonts w:ascii="Times New Roman" w:hAnsi="Times New Roman"/>
+          <w:sz w:val="24"/>
+        </w:rPr>
+        <w:t>, 12</w:t>
+      </w:r>
+      <w:r>
+        <w:rPr>
+          <w:rFonts w:ascii="Times New Roman" w:hAnsi="Times New Roman"/>
+          <w:sz w:val="24"/>
+        </w:rPr>
+        <w:t xml:space="preserve"> Соглашения.</w:t>
+      </w:r>
+    </w:p>
+    <w:p>
+      <w:pPr>
+        <w:spacing w:after="0" w:line="240" w:lineRule="auto"/>
+        <w:jc w:val="both"/>
+        <w:rPr>
+          <w:rFonts w:ascii="Times New Roman" w:hAnsi="Times New Roman"/>
+          <w:sz w:val="24"/>
+        </w:rPr>
+      </w:pPr>
+    </w:p>
+    <w:p>
+      <w:pPr>
+        <w:spacing w:after="0" w:line="240" w:lineRule="auto"/>
+        <w:ind w:left="720" w:hanging="720"/>
+        <w:jc w:val="both"/>
+        <w:rPr>
+          <w:rFonts w:ascii="Times New Roman" w:hAnsi="Times New Roman"/>
+          <w:sz w:val="24"/>
+        </w:rPr>
+      </w:pPr>
+      <w:r>
+        <w:rPr>
+          <w:rFonts w:ascii="Times New Roman" w:hAnsi="Times New Roman"/>
+          <w:sz w:val="24"/>
+        </w:rPr>
+        <w:t>2.</w:t>
+      </w:r>
+      <w:r>
+        <w:rPr>
+          <w:rFonts w:ascii="Times New Roman" w:hAnsi="Times New Roman"/>
+          <w:sz w:val="24"/>
+        </w:rPr>
+        <w:tab/>
+      </w:r>
+      <w:r>
+        <w:rPr>
+          <w:rFonts w:ascii="Times New Roman" w:hAnsi="Times New Roman"/>
+          <w:sz w:val="24"/>
+        </w:rPr>
+        <w:t>Основные Финансовые Условия Проекта:</w:t>
+      </w:r>
+    </w:p>
+    <w:p>
+      <w:pPr>
+        <w:spacing w:after="0" w:line="240" w:lineRule="auto"/>
+        <w:jc w:val="both"/>
+        <w:rPr>
+          <w:rFonts w:ascii="Times New Roman" w:hAnsi="Times New Roman"/>
+          <w:sz w:val="24"/>
+        </w:rPr>
+      </w:pPr>
+    </w:p>
+    <w:p>
+      <w:pPr>
+        <w:spacing w:after="0" w:line="240" w:lineRule="auto"/>
+        <w:ind w:left="720" w:hanging="720"/>
+        <w:jc w:val="both"/>
+        <w:rPr>
+          <w:rFonts w:ascii="Times New Roman" w:hAnsi="Times New Roman"/>
+          <w:sz w:val="24"/>
+        </w:rPr>
+      </w:pPr>
+      <w:r>
+        <w:rPr>
+          <w:rFonts w:ascii="Times New Roman" w:hAnsi="Times New Roman"/>
+          <w:sz w:val="24"/>
+        </w:rPr>
+        <w:t>2.1.</w:t>
+      </w:r>
+      <w:r>
+        <w:rPr>
+          <w:rFonts w:ascii="Times New Roman" w:hAnsi="Times New Roman"/>
+          <w:sz w:val="24"/>
+        </w:rPr>
+        <w:tab/>
+      </w:r>
+      <w:r>
+        <w:rPr>
+          <w:rFonts w:ascii="Times New Roman" w:hAnsi="Times New Roman"/>
+          <w:sz w:val="24"/>
+        </w:rPr>
+        <w:t>Стороны согласовали, следующие основные финансовые характеристики Проекта:</w:t>
       </w:r>
     </w:p>
     <w:p>
@@ -214,89 +376,31 @@
     <w:p>
       <w:pPr>
         <w:pStyle w:val="ab"/>
-        <w:numPr>
-          <w:ilvl w:val="1"/>
-          <w:numId w:val="1"/>
-        </w:numPr>
-        <w:spacing w:after="0" w:line="240" w:lineRule="auto"/>
-        <w:ind w:hanging="720"/>
-        <w:jc w:val="both"/>
-        <w:rPr>
-          <w:rFonts w:ascii="Times New Roman" w:hAnsi="Times New Roman"/>
-          <w:sz w:val="24"/>
-        </w:rPr>
-      </w:pPr>
-      <w:r>
-        <w:rPr>
-          <w:rFonts w:ascii="Times New Roman" w:hAnsi="Times New Roman"/>
-          <w:sz w:val="24"/>
-        </w:rPr>
-        <w:t>Настоящее Приложение дополняет положения раздел</w:t>
-      </w:r>
-      <w:r>
-        <w:rPr>
-          <w:rFonts w:ascii="Times New Roman" w:hAnsi="Times New Roman"/>
-          <w:sz w:val="24"/>
-        </w:rPr>
-        <w:t>ов</w:t>
-      </w:r>
-      <w:r>
-        <w:rPr>
-          <w:rFonts w:ascii="Times New Roman" w:hAnsi="Times New Roman"/>
-          <w:sz w:val="24"/>
-        </w:rPr>
-        <w:t xml:space="preserve"> 6</w:t>
-      </w:r>
-      <w:r>
-        <w:rPr>
-          <w:rFonts w:ascii="Times New Roman" w:hAnsi="Times New Roman"/>
-          <w:sz w:val="24"/>
-        </w:rPr>
-        <w:t>, 12</w:t>
-      </w:r>
-      <w:r>
-        <w:rPr>
-          <w:rFonts w:ascii="Times New Roman" w:hAnsi="Times New Roman"/>
-          <w:sz w:val="24"/>
-        </w:rPr>
-        <w:t xml:space="preserve"> Соглашения.</w:t>
-      </w:r>
-    </w:p>
-    <w:p>
-      <w:pPr>
-        <w:spacing w:after="0" w:line="240" w:lineRule="auto"/>
-        <w:jc w:val="both"/>
-        <w:rPr>
-          <w:rFonts w:ascii="Times New Roman" w:hAnsi="Times New Roman"/>
-          <w:sz w:val="24"/>
-        </w:rPr>
-      </w:pPr>
+        <w:spacing w:after="0" w:line="240" w:lineRule="auto"/>
+        <w:jc w:val="both"/>
+        <w:rPr>
+          <w:rFonts w:ascii="Times New Roman" w:hAnsi="Times New Roman"/>
+          <w:sz w:val="24"/>
+        </w:rPr>
+      </w:pPr>
+      <w:r>
+        <w:rPr>
+          <w:rFonts w:ascii="Times New Roman" w:hAnsi="Times New Roman"/>
+          <w:sz w:val="24"/>
+        </w:rPr>
+        <w:t xml:space="preserve">а) </w:t>
+      </w:r>
+      <w:r>
+        <w:rPr>
+          <w:rFonts w:ascii="Times New Roman" w:hAnsi="Times New Roman"/>
+          <w:sz w:val="24"/>
+        </w:rPr>
+        <w:t>Общий объем инвестиций в Создание Объекта соглашения не более 1 060 000 000,00 (один миллиард шестьдесят миллионов) рублей и состоит из:</w:t>
+      </w:r>
     </w:p>
     <w:p>
       <w:pPr>
         <w:pStyle w:val="ab"/>
-        <w:numPr>
-          <w:ilvl w:val="0"/>
-          <w:numId w:val="1"/>
-        </w:numPr>
-        <w:spacing w:after="0" w:line="240" w:lineRule="auto"/>
-        <w:ind w:hanging="720"/>
-        <w:jc w:val="both"/>
-        <w:rPr>
-          <w:rFonts w:ascii="Times New Roman" w:hAnsi="Times New Roman"/>
-          <w:sz w:val="24"/>
-        </w:rPr>
-      </w:pPr>
-      <w:r>
-        <w:rPr>
-          <w:rFonts w:ascii="Times New Roman" w:hAnsi="Times New Roman"/>
-          <w:sz w:val="24"/>
-        </w:rPr>
-        <w:t>Основные Финансовые Условия Проекта:</w:t>
-      </w:r>
-    </w:p>
-    <w:p>
-      <w:pPr>
         <w:spacing w:after="0" w:line="240" w:lineRule="auto"/>
         <w:jc w:val="both"/>
         <w:rPr>
@@ -308,24 +412,61 @@
     <w:p>
       <w:pPr>
         <w:pStyle w:val="ab"/>
-        <w:numPr>
-          <w:ilvl w:val="1"/>
-          <w:numId w:val="1"/>
-        </w:numPr>
-        <w:spacing w:after="0" w:line="240" w:lineRule="auto"/>
-        <w:ind w:hanging="720"/>
-        <w:jc w:val="both"/>
-        <w:rPr>
-          <w:rFonts w:ascii="Times New Roman" w:hAnsi="Times New Roman"/>
-          <w:sz w:val="24"/>
-        </w:rPr>
-      </w:pPr>
-      <w:r>
-        <w:rPr>
-          <w:rFonts w:ascii="Times New Roman" w:hAnsi="Times New Roman"/>
-          <w:sz w:val="24"/>
-        </w:rPr>
-        <w:t>Стороны согласовали, следующие основные финансовые характеристики Проекта:</w:t>
+        <w:spacing w:after="0" w:line="240" w:lineRule="auto"/>
+        <w:jc w:val="both"/>
+        <w:rPr>
+          <w:rFonts w:ascii="Times New Roman" w:hAnsi="Times New Roman"/>
+          <w:sz w:val="24"/>
+        </w:rPr>
+      </w:pPr>
+      <w:r>
+        <w:rPr>
+          <w:rFonts w:ascii="Times New Roman" w:hAnsi="Times New Roman"/>
+          <w:sz w:val="24"/>
+        </w:rPr>
+        <w:t>-Общий объем инвестиций в Создание Объекта соглашения не более 5</w:t>
+      </w:r>
+      <w:r>
+        <w:rPr>
+          <w:rFonts w:ascii="Times New Roman" w:hAnsi="Times New Roman"/>
+          <w:sz w:val="24"/>
+        </w:rPr>
+        <w:t>41</w:t>
+      </w:r>
+      <w:r>
+        <w:rPr>
+          <w:rFonts w:ascii="Times New Roman" w:hAnsi="Times New Roman"/>
+          <w:sz w:val="24"/>
+        </w:rPr>
+        <w:t xml:space="preserve"> 000 000 (пятьсот </w:t>
+      </w:r>
+      <w:r>
+        <w:rPr>
+          <w:rFonts w:ascii="Times New Roman" w:hAnsi="Times New Roman"/>
+          <w:sz w:val="24"/>
+        </w:rPr>
+        <w:t>сорок</w:t>
+      </w:r>
+      <w:r>
+        <w:rPr>
+          <w:rFonts w:ascii="Times New Roman" w:hAnsi="Times New Roman"/>
+          <w:sz w:val="24"/>
+        </w:rPr>
+        <w:t xml:space="preserve"> </w:t>
+      </w:r>
+      <w:r>
+        <w:rPr>
+          <w:rFonts w:ascii="Times New Roman" w:hAnsi="Times New Roman"/>
+          <w:sz w:val="24"/>
+        </w:rPr>
+        <w:t>один</w:t>
+      </w:r>
+      <w:r>
+        <w:rPr>
+          <w:rFonts w:ascii="Times New Roman" w:hAnsi="Times New Roman"/>
+          <w:sz w:val="24"/>
+        </w:rPr>
+        <w:t xml:space="preserve"> миллион) рублей.</w:t>
       </w:r>
     </w:p>
     <w:p>
@@ -354,14 +495,35 @@
           <w:rFonts w:ascii="Times New Roman" w:hAnsi="Times New Roman"/>
           <w:sz w:val="24"/>
         </w:rPr>
-        <w:t xml:space="preserve">а) </w:t>
-      </w:r>
-      <w:r>
-        <w:rPr>
-          <w:rFonts w:ascii="Times New Roman" w:hAnsi="Times New Roman"/>
-          <w:sz w:val="24"/>
-        </w:rPr>
-        <w:t>Общий объем инвестиций в Создание Объекта соглашения не более 1 060 000 000,00 (один миллиард шестьдесят миллионов) рублей и состоит из:</w:t>
+        <w:t>-Общий объем инвестиций в Модернизацию Объекта соглашения не более 5</w:t>
+      </w:r>
+      <w:r>
+        <w:rPr>
+          <w:rFonts w:ascii="Times New Roman" w:hAnsi="Times New Roman"/>
+          <w:sz w:val="24"/>
+        </w:rPr>
+        <w:t>19</w:t>
+      </w:r>
+      <w:r>
+        <w:rPr>
+          <w:rFonts w:ascii="Times New Roman" w:hAnsi="Times New Roman"/>
+          <w:sz w:val="24"/>
+        </w:rPr>
+        <w:t xml:space="preserve"> 000 000 (пятьсот д</w:t>
+      </w:r>
+      <w:r>
+        <w:rPr>
+          <w:rFonts w:ascii="Times New Roman" w:hAnsi="Times New Roman"/>
+          <w:sz w:val="24"/>
+        </w:rPr>
+        <w:t>евятнадцать</w:t>
+      </w:r>
+      <w:r>
+        <w:rPr>
+          <w:rFonts w:ascii="Times New Roman" w:hAnsi="Times New Roman"/>
+          <w:sz w:val="24"/>
+        </w:rPr>
+        <w:t xml:space="preserve"> миллионов) рублей.</w:t>
       </w:r>
     </w:p>
     <w:p>
@@ -390,28 +552,36 @@
           <w:rFonts w:ascii="Times New Roman" w:hAnsi="Times New Roman"/>
           <w:sz w:val="24"/>
         </w:rPr>
-        <w:t>-Общий объем инвестиций в Создание Объекта соглашения не более 5</w:t>
-      </w:r>
-      <w:r>
-        <w:rPr>
-          <w:rFonts w:ascii="Times New Roman" w:hAnsi="Times New Roman"/>
-          <w:sz w:val="24"/>
-        </w:rPr>
-        <w:t>41</w:t>
-      </w:r>
-      <w:r>
-        <w:rPr>
-          <w:rFonts w:ascii="Times New Roman" w:hAnsi="Times New Roman"/>
-          <w:sz w:val="24"/>
-        </w:rPr>
-        <w:t xml:space="preserve"> 000 000 (пятьсот </w:t>
-      </w:r>
-      <w:r>
-        <w:rPr>
-          <w:rFonts w:ascii="Times New Roman" w:hAnsi="Times New Roman"/>
-          <w:sz w:val="24"/>
-        </w:rPr>
-        <w:t>сорок</w:t>
+        <w:t>б) Общий размер Платы Концедента составляет 3 648 000 000 (три миллиарда шестьсот сорок восемь миллионов) рублей;</w:t>
+      </w:r>
+    </w:p>
+    <w:p>
+      <w:pPr>
+        <w:pStyle w:val="ab"/>
+        <w:spacing w:after="0" w:line="240" w:lineRule="auto"/>
+        <w:jc w:val="both"/>
+        <w:rPr>
+          <w:rFonts w:ascii="Times New Roman" w:hAnsi="Times New Roman"/>
+          <w:sz w:val="24"/>
+        </w:rPr>
+      </w:pPr>
+    </w:p>
+    <w:p>
+      <w:pPr>
+        <w:pStyle w:val="ab"/>
+        <w:spacing w:after="0" w:line="240" w:lineRule="auto"/>
+        <w:jc w:val="both"/>
+        <w:rPr>
+          <w:rFonts w:ascii="Times New Roman" w:hAnsi="Times New Roman"/>
+          <w:sz w:val="24"/>
+        </w:rPr>
+      </w:pPr>
+      <w:r>
+        <w:rPr>
+          <w:rFonts w:ascii="Times New Roman" w:hAnsi="Times New Roman"/>
+          <w:sz w:val="24"/>
+        </w:rPr>
+        <w:t>в) Размер ключевой ставки Банка России на дату финансовых условий соглашения:</w:t>
       </w:r>
       <w:r>
         <w:rPr>
@@ -425,14 +595,21 @@
           <w:rFonts w:ascii="Times New Roman" w:hAnsi="Times New Roman"/>
           <w:sz w:val="24"/>
         </w:rPr>
-        <w:t>один</w:t>
-      </w:r>
-      <w:r>
-        <w:rPr>
-          <w:rFonts w:ascii="Times New Roman" w:hAnsi="Times New Roman"/>
-          <w:sz w:val="24"/>
-        </w:rPr>
-        <w:t xml:space="preserve"> миллион) рублей.</w:t>
+        <w:t>18%</w:t>
+      </w:r>
+      <w:r>
+        <w:rPr>
+          <w:rFonts w:ascii="Times New Roman" w:hAnsi="Times New Roman"/>
+          <w:sz w:val="24"/>
+        </w:rPr>
+        <w:t xml:space="preserve"> (восемнадцать процентов)</w:t>
+      </w:r>
+      <w:r>
+        <w:rPr>
+          <w:rFonts w:ascii="Times New Roman" w:hAnsi="Times New Roman"/>
+          <w:sz w:val="24"/>
+        </w:rPr>
+        <w:t>.</w:t>
       </w:r>
     </w:p>
     <w:p>
@@ -461,165 +638,6 @@
           <w:rFonts w:ascii="Times New Roman" w:hAnsi="Times New Roman"/>
           <w:sz w:val="24"/>
         </w:rPr>
-        <w:t>-Общий объем инвестиций в Модернизацию Объекта соглашения не более 5</w:t>
-      </w:r>
-      <w:r>
-        <w:rPr>
-          <w:rFonts w:ascii="Times New Roman" w:hAnsi="Times New Roman"/>
-          <w:sz w:val="24"/>
-        </w:rPr>
-        <w:t>19</w:t>
-      </w:r>
-      <w:r>
-        <w:rPr>
-          <w:rFonts w:ascii="Times New Roman" w:hAnsi="Times New Roman"/>
-          <w:sz w:val="24"/>
-        </w:rPr>
-        <w:t xml:space="preserve"> 000 000 (пятьсот д</w:t>
-      </w:r>
-      <w:r>
-        <w:rPr>
-          <w:rFonts w:ascii="Times New Roman" w:hAnsi="Times New Roman"/>
-          <w:sz w:val="24"/>
-        </w:rPr>
-        <w:t>евятнадцать</w:t>
-      </w:r>
-      <w:r>
-        <w:rPr>
-          <w:rFonts w:ascii="Times New Roman" w:hAnsi="Times New Roman"/>
-          <w:sz w:val="24"/>
-        </w:rPr>
-        <w:t xml:space="preserve"> миллионов) рублей.</w:t>
-      </w:r>
-    </w:p>
-    <w:p>
-      <w:pPr>
-        <w:pStyle w:val="ab"/>
-        <w:spacing w:after="0" w:line="240" w:lineRule="auto"/>
-        <w:jc w:val="both"/>
-        <w:rPr>
-          <w:rFonts w:ascii="Times New Roman" w:hAnsi="Times New Roman"/>
-          <w:sz w:val="24"/>
-        </w:rPr>
-      </w:pPr>
-    </w:p>
-    <w:p>
-      <w:pPr>
-        <w:pStyle w:val="ab"/>
-        <w:spacing w:after="0" w:line="240" w:lineRule="auto"/>
-        <w:jc w:val="both"/>
-        <w:rPr>
-          <w:rFonts w:ascii="Times New Roman" w:hAnsi="Times New Roman"/>
-          <w:sz w:val="24"/>
-        </w:rPr>
-      </w:pPr>
-      <w:r>
-        <w:rPr>
-          <w:rFonts w:ascii="Times New Roman" w:hAnsi="Times New Roman"/>
-          <w:sz w:val="24"/>
-        </w:rPr>
-        <w:t xml:space="preserve">б) Общий размер Платы </w:t>
-      </w:r>
-      <w:proofErr w:type="spellStart"/>
-      <w:r>
-        <w:rPr>
-          <w:rFonts w:ascii="Times New Roman" w:hAnsi="Times New Roman"/>
-          <w:sz w:val="24"/>
-        </w:rPr>
-        <w:t>Концедента</w:t>
-      </w:r>
-      <w:proofErr w:type="spellEnd"/>
-      <w:r>
-        <w:rPr>
-          <w:rFonts w:ascii="Times New Roman" w:hAnsi="Times New Roman"/>
-          <w:sz w:val="24"/>
-        </w:rPr>
-        <w:t xml:space="preserve"> составляет 3 648 000 000 (три миллиарда шестьсот сорок восемь миллионов) рублей;</w:t>
-      </w:r>
-    </w:p>
-    <w:p>
-      <w:pPr>
-        <w:pStyle w:val="ab"/>
-        <w:spacing w:after="0" w:line="240" w:lineRule="auto"/>
-        <w:jc w:val="both"/>
-        <w:rPr>
-          <w:rFonts w:ascii="Times New Roman" w:hAnsi="Times New Roman"/>
-          <w:sz w:val="24"/>
-        </w:rPr>
-      </w:pPr>
-    </w:p>
-    <w:p>
-      <w:pPr>
-        <w:pStyle w:val="ab"/>
-        <w:spacing w:after="0" w:line="240" w:lineRule="auto"/>
-        <w:jc w:val="both"/>
-        <w:rPr>
-          <w:rFonts w:ascii="Times New Roman" w:hAnsi="Times New Roman"/>
-          <w:sz w:val="24"/>
-        </w:rPr>
-      </w:pPr>
-      <w:r>
-        <w:rPr>
-          <w:rFonts w:ascii="Times New Roman" w:hAnsi="Times New Roman"/>
-          <w:sz w:val="24"/>
-        </w:rPr>
-        <w:t>в) Размер ключевой ставки Банка России на дату финансовых условий соглашения:</w:t>
-      </w:r>
-      <w:r>
-        <w:rPr>
-          <w:rFonts w:ascii="Times New Roman" w:hAnsi="Times New Roman"/>
-          <w:sz w:val="24"/>
-        </w:rPr>
-        <w:t xml:space="preserve"> </w:t>
-      </w:r>
-      <w:r>
-        <w:rPr>
-          <w:rFonts w:ascii="Times New Roman" w:hAnsi="Times New Roman"/>
-          <w:sz w:val="24"/>
-        </w:rPr>
-        <w:t>18%</w:t>
-      </w:r>
-      <w:r>
-        <w:rPr>
-          <w:rFonts w:ascii="Times New Roman" w:hAnsi="Times New Roman"/>
-          <w:sz w:val="24"/>
-        </w:rPr>
-        <w:t xml:space="preserve"> (восемнадцать процентов)</w:t>
-      </w:r>
-      <w:r>
-        <w:rPr>
-          <w:rFonts w:ascii="Times New Roman" w:hAnsi="Times New Roman"/>
-          <w:sz w:val="24"/>
-        </w:rPr>
-        <w:t>.</w:t>
-      </w:r>
-    </w:p>
-    <w:p>
-      <w:pPr>
-        <w:pStyle w:val="ab"/>
-        <w:spacing w:after="0" w:line="240" w:lineRule="auto"/>
-        <w:jc w:val="both"/>
-        <w:rPr>
-          <w:rFonts w:ascii="Times New Roman" w:hAnsi="Times New Roman"/>
-          <w:sz w:val="24"/>
-        </w:rPr>
-      </w:pPr>
-    </w:p>
-    <w:p>
-      <w:pPr>
-        <w:pStyle w:val="ab"/>
-        <w:spacing w:after="0" w:line="240" w:lineRule="auto"/>
-        <w:jc w:val="both"/>
-        <w:rPr>
-          <w:rFonts w:ascii="Times New Roman" w:hAnsi="Times New Roman"/>
-          <w:sz w:val="24"/>
-        </w:rPr>
-      </w:pPr>
-      <w:r>
-        <w:rPr>
-          <w:rFonts w:ascii="Times New Roman" w:hAnsi="Times New Roman"/>
-          <w:sz w:val="24"/>
-        </w:rPr>
         <w:t>Во избежание сомнений, в указанные финансовые характеристика проекта не включены Дополнительные Расходы и (или) стоимость Дополнительных Работ.</w:t>
       </w:r>
     </w:p>
@@ -635,19 +653,28 @@
     </w:p>
     <w:p>
       <w:pPr>
-        <w:pStyle w:val="ab"/>
-        <w:numPr>
-          <w:ilvl w:val="1"/>
-          <w:numId w:val="1"/>
-        </w:numPr>
-        <w:spacing w:after="0" w:line="240" w:lineRule="auto"/>
-        <w:ind w:hanging="720"/>
-        <w:jc w:val="both"/>
-        <w:rPr>
-          <w:rFonts w:ascii="Times New Roman" w:hAnsi="Times New Roman"/>
-          <w:sz w:val="24"/>
-        </w:rPr>
-      </w:pPr>
+        <w:spacing w:after="0" w:line="240" w:lineRule="auto"/>
+        <w:ind w:left="720" w:hanging="720"/>
+        <w:jc w:val="both"/>
+        <w:rPr>
+          <w:rFonts w:ascii="Times New Roman" w:hAnsi="Times New Roman"/>
+          <w:sz w:val="24"/>
+        </w:rPr>
+      </w:pPr>
+      <w:r>
+        <w:rPr>
+          <w:rFonts w:ascii="Times New Roman" w:hAnsi="Times New Roman"/>
+          <w:sz w:val="24"/>
+        </w:rPr>
+        <w:t>2.2.</w:t>
+      </w:r>
+      <w:r>
+        <w:rPr>
+          <w:rFonts w:ascii="Times New Roman" w:hAnsi="Times New Roman"/>
+          <w:sz w:val="24"/>
+        </w:rPr>
+        <w:tab/>
+      </w:r>
       <w:r>
         <w:rPr>
           <w:rFonts w:ascii="Times New Roman" w:hAnsi="Times New Roman"/>
@@ -818,23 +845,7 @@
                 <w:rFonts w:ascii="Times New Roman" w:hAnsi="Times New Roman"/>
                 <w:b/>
               </w:rPr>
-              <w:t xml:space="preserve">От </w:t>
-            </w:r>
-            <w:proofErr w:type="spellStart"/>
-            <w:r>
-              <w:rPr>
-                <w:rFonts w:ascii="Times New Roman" w:hAnsi="Times New Roman"/>
-                <w:b/>
-              </w:rPr>
-              <w:t>Концедента</w:t>
-            </w:r>
-            <w:proofErr w:type="spellEnd"/>
-            <w:r>
-              <w:rPr>
-                <w:rFonts w:ascii="Times New Roman" w:hAnsi="Times New Roman"/>
-                <w:b/>
-              </w:rPr>
-              <w:t>:</w:t>
+              <w:t>От Концедента:</w:t>
             </w:r>
           </w:p>
           <w:p>
@@ -1041,7 +1052,7 @@
 </file>
 
 <file path=word/numbering.xml><?xml version="1.0" encoding="utf-8"?>
-<w:numbering xmlns:wpc="http://schemas.microsoft.com/office/word/2010/wordprocessingCanvas" xmlns:cx="http://schemas.microsoft.com/office/drawing/2014/chartex" xmlns:cx1="http://schemas.microsoft.com/office/drawing/2015/9/8/chartex" xmlns:cx2="http://schemas.microsoft.com/office/drawing/2015/10/21/chartex" xmlns:cx3="http://schemas.microsoft.com/office/drawing/2016/5/9/chartex" xmlns:cx4="http://schemas.microsoft.com/office/drawing/2016/5/10/chartex" xmlns:cx5="http://schemas.microsoft.com/office/drawing/2016/5/11/chartex" xmlns:cx6="http://schemas.microsoft.com/office/drawing/2016/5/12/chartex" xmlns:cx7="http://schemas.microsoft.com/office/drawing/2016/5/13/chartex" xmlns:cx8="http://schemas.microsoft.com/office/drawing/2016/5/14/chartex" xmlns:mc="http://schemas.openxmlformats.org/markup-compatibility/2006" xmlns:aink="http://schemas.microsoft.com/office/drawing/2016/ink" xmlns:am3d="http://schemas.microsoft.com/office/drawing/2017/model3d" xmlns:o="urn:schemas-microsoft-com:office:office" xmlns:r="http://schemas.openxmlformats.org/officeDocument/2006/relationships" xmlns:m="http://schemas.openxmlformats.org/officeDocument/2006/math" xmlns:v="urn:schemas-microsoft-com:vml" xmlns:wp14="http://schemas.microsoft.com/office/word/2010/wordprocessingDrawing" xmlns:wp="http://schemas.openxmlformats.org/drawingml/2006/wordprocessingDrawing" xmlns:w10="urn:schemas-microsoft-com:office:word" xmlns:w="http://schemas.openxmlformats.org/wordprocessingml/2006/main" xmlns:w14="http://schemas.microsoft.com/office/word/2010/wordml" xmlns:w15="http://schemas.microsoft.com/office/word/2012/wordml" xmlns:w16cid="http://schemas.microsoft.com/office/word/2016/wordml/cid" xmlns:w16se="http://schemas.microsoft.com/office/word/2015/wordml/symex" xmlns:wpg="http://schemas.microsoft.com/office/word/2010/wordprocessingGroup" xmlns:wpi="http://schemas.microsoft.com/office/word/2010/wordprocessingInk" xmlns:wne="http://schemas.microsoft.com/office/word/2006/wordml" xmlns:wps="http://schemas.microsoft.com/office/word/2010/wordprocessingShape" mc:Ignorable="w14 w15 w16se w16cid wp14">
+<w:numbering xmlns:wpc="http://schemas.microsoft.com/office/word/2010/wordprocessingCanvas" xmlns:cx="http://schemas.microsoft.com/office/drawing/2014/chartex" xmlns:cx1="http://schemas.microsoft.com/office/drawing/2015/9/8/chartex" xmlns:cx2="http://schemas.microsoft.com/office/drawing/2015/10/21/chartex" xmlns:cx3="http://schemas.microsoft.com/office/drawing/2016/5/9/chartex" xmlns:cx4="http://schemas.microsoft.com/office/drawing/2016/5/10/chartex" xmlns:cx5="http://schemas.microsoft.com/office/drawing/2016/5/11/chartex" xmlns:cx6="http://schemas.microsoft.com/office/drawing/2016/5/12/chartex" xmlns:cx7="http://schemas.microsoft.com/office/drawing/2016/5/13/chartex" xmlns:cx8="http://schemas.microsoft.com/office/drawing/2016/5/14/chartex" xmlns:mc="http://schemas.openxmlformats.org/markup-compatibility/2006" xmlns:aink="http://schemas.microsoft.com/office/drawing/2016/ink" xmlns:am3d="http://schemas.microsoft.com/office/drawing/2017/model3d" xmlns:o="urn:schemas-microsoft-com:office:office" xmlns:oel="http://schemas.microsoft.com/office/2019/extlst" xmlns:r="http://schemas.openxmlformats.org/officeDocument/2006/relationships" xmlns:m="http://schemas.openxmlformats.org/officeDocument/2006/math" xmlns:v="urn:schemas-microsoft-com:vml" xmlns:wp14="http://schemas.microsoft.com/office/word/2010/wordprocessingDrawing" xmlns:wp="http://schemas.openxmlformats.org/drawingml/2006/wordprocessingDrawing" xmlns:w10="urn:schemas-microsoft-com:office:word" xmlns:w="http://schemas.openxmlformats.org/wordprocessingml/2006/main" xmlns:w14="http://schemas.microsoft.com/office/word/2010/wordml" xmlns:w15="http://schemas.microsoft.com/office/word/2012/wordml" xmlns:w16cex="http://schemas.microsoft.com/office/word/2018/wordml/cex" xmlns:w16cid="http://schemas.microsoft.com/office/word/2016/wordml/cid" xmlns:w16="http://schemas.microsoft.com/office/word/2018/wordml" xmlns:w16du="http://schemas.microsoft.com/office/word/2023/wordml/word16du" xmlns:w16sdtdh="http://schemas.microsoft.com/office/word/2020/wordml/sdtdatahash" xmlns:w16sdtfl="http://schemas.microsoft.com/office/word/2024/wordml/sdtformatlock" xmlns:w16se="http://schemas.microsoft.com/office/word/2015/wordml/symex" xmlns:wpg="http://schemas.microsoft.com/office/word/2010/wordprocessingGroup" xmlns:wpi="http://schemas.microsoft.com/office/word/2010/wordprocessingInk" xmlns:wne="http://schemas.microsoft.com/office/word/2006/wordml" xmlns:wps="http://schemas.microsoft.com/office/word/2010/wordprocessingShape" mc:Ignorable="w14 w15 w16se w16cid w16 w16cex w16sdtdh w16sdtfl w16du wp14">
   <w:abstractNum w:abstractNumId="0" w15:restartNumberingAfterBreak="0">
     <w:nsid w:val="5D9856AD"/>
     <w:multiLevelType w:val="multilevel"/>
@@ -1128,14 +1139,14 @@
       </w:pPr>
     </w:lvl>
   </w:abstractNum>
-  <w:num w:numId="1">
+  <w:num w:numId="1" w16cid:durableId="1214535679">
     <w:abstractNumId w:val="0"/>
   </w:num>
 </w:numbering>
 </file>
 
 <file path=word/styles.xml><?xml version="1.0" encoding="utf-8"?>
-<w:styles xmlns:mc="http://schemas.openxmlformats.org/markup-compatibility/2006" xmlns:r="http://schemas.openxmlformats.org/officeDocument/2006/relationships" xmlns:w="http://schemas.openxmlformats.org/wordprocessingml/2006/main" xmlns:w14="http://schemas.microsoft.com/office/word/2010/wordml" xmlns:w15="http://schemas.microsoft.com/office/word/2012/wordml" xmlns:w16cid="http://schemas.microsoft.com/office/word/2016/wordml/cid" xmlns:w16se="http://schemas.microsoft.com/office/word/2015/wordml/symex" mc:Ignorable="w14 w15 w16se w16cid">
+<w:styles xmlns:mc="http://schemas.openxmlformats.org/markup-compatibility/2006" xmlns:r="http://schemas.openxmlformats.org/officeDocument/2006/relationships" xmlns:w="http://schemas.openxmlformats.org/wordprocessingml/2006/main" xmlns:w14="http://schemas.microsoft.com/office/word/2010/wordml" xmlns:w15="http://schemas.microsoft.com/office/word/2012/wordml" xmlns:w16cex="http://schemas.microsoft.com/office/word/2018/wordml/cex" xmlns:w16cid="http://schemas.microsoft.com/office/word/2016/wordml/cid" xmlns:w16="http://schemas.microsoft.com/office/word/2018/wordml" xmlns:w16du="http://schemas.microsoft.com/office/word/2023/wordml/word16du" xmlns:w16sdtdh="http://schemas.microsoft.com/office/word/2020/wordml/sdtdatahash" xmlns:w16sdtfl="http://schemas.microsoft.com/office/word/2024/wordml/sdtformatlock" xmlns:w16se="http://schemas.microsoft.com/office/word/2015/wordml/symex" mc:Ignorable="w14 w15 w16se w16cid w16 w16cex w16sdtdh w16sdtfl w16du">
   <w:docDefaults>
     <w:rPrDefault>
       <w:rPr>
@@ -1151,7 +1162,7 @@
       </w:pPr>
     </w:pPrDefault>
   </w:docDefaults>
-  <w:latentStyles w:defLockedState="0" w:defUIPriority="99" w:defSemiHidden="0" w:defUnhideWhenUsed="0" w:defQFormat="0" w:count="375">
+  <w:latentStyles w:defLockedState="0" w:defUIPriority="99" w:defSemiHidden="0" w:defUnhideWhenUsed="0" w:defQFormat="0" w:count="376">
     <w:lsdException w:name="Normal" w:uiPriority="0" w:qFormat="1"/>
     <w:lsdException w:name="heading 1" w:uiPriority="9" w:qFormat="1"/>
     <w:lsdException w:name="heading 2" w:uiPriority="9" w:qFormat="1"/>
@@ -1305,7 +1316,7 @@
     <w:lsdException w:name="Table Web 2" w:semiHidden="1" w:unhideWhenUsed="1"/>
     <w:lsdException w:name="Table Web 3" w:semiHidden="1" w:unhideWhenUsed="1"/>
     <w:lsdException w:name="Balloon Text" w:semiHidden="1" w:unhideWhenUsed="1"/>
-    <w:lsdException w:name="Table Grid" w:semiHidden="1" w:uiPriority="39" w:unhideWhenUsed="1"/>
+    <w:lsdException w:name="Table Grid" w:uiPriority="39"/>
     <w:lsdException w:name="Table Theme" w:semiHidden="1" w:unhideWhenUsed="1"/>
     <w:lsdException w:name="Placeholder Text" w:semiHidden="1"/>
     <w:lsdException w:name="No Spacing" w:uiPriority="1" w:qFormat="1"/>
@@ -1526,6 +1537,7 @@
     <w:lsdException w:name="Smart Hyperlink" w:semiHidden="1" w:unhideWhenUsed="1"/>
     <w:lsdException w:name="Hashtag" w:semiHidden="1" w:unhideWhenUsed="1"/>
     <w:lsdException w:name="Unresolved Mention" w:semiHidden="1" w:unhideWhenUsed="1"/>
+    <w:lsdException w:name="Smart Link" w:semiHidden="1" w:unhideWhenUsed="1"/>
   </w:latentStyles>
   <w:style w:type="paragraph" w:default="1" w:styleId="a">
     <w:name w:val="Normal"/>
